--- a/CMMS_Documentation.docx
+++ b/CMMS_Documentation.docx
@@ -2070,7 +2070,11 @@
     <w:p>
       <w:pPr>
         <w:pStyle w:val="BodyText"/>
-        <w:rPr/>
+        <w:rPr>
+          <w:rFonts w:ascii="Times New Roman" w:hAnsi="Times New Roman"/>
+          <w:sz w:val="30"/>
+          <w:szCs w:val="30"/>
+        </w:rPr>
       </w:pPr>
       <w:r>
         <w:rPr>
@@ -2101,11 +2105,11 @@
     <w:p>
       <w:pPr>
         <w:pStyle w:val="Heading1"/>
-        <w:rPr>
-          <w:rFonts w:ascii="Times New Roman" w:hAnsi="Times New Roman"/>
-          <w:sz w:val="30"/>
-          <w:szCs w:val="30"/>
-        </w:rPr>
+        <w:widowControl/>
+        <w:bidi w:val="0"/>
+        <w:spacing w:lineRule="auto" w:line="276" w:before="0" w:after="200"/>
+        <w:jc w:val="left"/>
+        <w:rPr/>
       </w:pPr>
       <w:r>
         <w:rPr>
@@ -2113,7 +2117,533 @@
           <w:sz w:val="30"/>
           <w:szCs w:val="30"/>
         </w:rPr>
-        <w:t>System Database Schema</w:t>
+        <w:t>Database Design (MongoDB)</w:t>
+      </w:r>
+    </w:p>
+    <w:p>
+      <w:pPr>
+        <w:pStyle w:val="BodyText"/>
+        <w:rPr/>
+      </w:pPr>
+      <w:r>
+        <w:rPr/>
+        <w:t>Main Collections:</w:t>
+      </w:r>
+    </w:p>
+    <w:p>
+      <w:pPr>
+        <w:pStyle w:val="Heading3"/>
+        <w:spacing w:before="200" w:after="283"/>
+        <w:rPr/>
+      </w:pPr>
+      <w:r>
+        <w:rPr/>
+        <w:t>Users</w:t>
+      </w:r>
+    </w:p>
+    <w:p>
+      <w:pPr>
+        <w:pStyle w:val="BodyText"/>
+        <w:numPr>
+          <w:ilvl w:val="0"/>
+          <w:numId w:val="15"/>
+        </w:numPr>
+        <w:tabs>
+          <w:tab w:val="clear" w:pos="720"/>
+          <w:tab w:val="left" w:pos="0" w:leader="none"/>
+        </w:tabs>
+        <w:spacing w:before="0" w:after="0"/>
+        <w:ind w:hanging="283" w:left="709"/>
+        <w:rPr/>
+      </w:pPr>
+      <w:r>
+        <w:rPr/>
+        <w:t xml:space="preserve">id </w:t>
+      </w:r>
+    </w:p>
+    <w:p>
+      <w:pPr>
+        <w:pStyle w:val="BodyText"/>
+        <w:numPr>
+          <w:ilvl w:val="0"/>
+          <w:numId w:val="15"/>
+        </w:numPr>
+        <w:tabs>
+          <w:tab w:val="clear" w:pos="720"/>
+          <w:tab w:val="left" w:pos="0" w:leader="none"/>
+        </w:tabs>
+        <w:spacing w:before="0" w:after="0"/>
+        <w:ind w:hanging="283" w:left="709"/>
+        <w:rPr/>
+      </w:pPr>
+      <w:r>
+        <w:rPr/>
+        <w:t xml:space="preserve">name </w:t>
+      </w:r>
+    </w:p>
+    <w:p>
+      <w:pPr>
+        <w:pStyle w:val="BodyText"/>
+        <w:numPr>
+          <w:ilvl w:val="0"/>
+          <w:numId w:val="15"/>
+        </w:numPr>
+        <w:tabs>
+          <w:tab w:val="clear" w:pos="720"/>
+          <w:tab w:val="left" w:pos="0" w:leader="none"/>
+        </w:tabs>
+        <w:spacing w:before="0" w:after="0"/>
+        <w:ind w:hanging="283" w:left="709"/>
+        <w:rPr/>
+      </w:pPr>
+      <w:r>
+        <w:rPr/>
+        <w:t xml:space="preserve">email </w:t>
+      </w:r>
+    </w:p>
+    <w:p>
+      <w:pPr>
+        <w:pStyle w:val="BodyText"/>
+        <w:numPr>
+          <w:ilvl w:val="0"/>
+          <w:numId w:val="15"/>
+        </w:numPr>
+        <w:tabs>
+          <w:tab w:val="clear" w:pos="720"/>
+          <w:tab w:val="left" w:pos="0" w:leader="none"/>
+        </w:tabs>
+        <w:spacing w:before="0" w:after="0"/>
+        <w:ind w:hanging="283" w:left="709"/>
+        <w:rPr/>
+      </w:pPr>
+      <w:r>
+        <w:rPr/>
+        <w:t xml:space="preserve">password </w:t>
+      </w:r>
+    </w:p>
+    <w:p>
+      <w:pPr>
+        <w:pStyle w:val="BodyText"/>
+        <w:numPr>
+          <w:ilvl w:val="0"/>
+          <w:numId w:val="15"/>
+        </w:numPr>
+        <w:tabs>
+          <w:tab w:val="clear" w:pos="720"/>
+          <w:tab w:val="left" w:pos="0" w:leader="none"/>
+        </w:tabs>
+        <w:ind w:hanging="283" w:left="709"/>
+        <w:rPr/>
+      </w:pPr>
+      <w:r>
+        <w:rPr/>
+        <w:t>role (Admin /</w:t>
+      </w:r>
+      <w:r>
+        <w:rPr/>
+        <w:t xml:space="preserve">Engineer </w:t>
+      </w:r>
+      <w:r>
+        <w:rPr/>
+        <w:t xml:space="preserve">/ Technician / User) </w:t>
+      </w:r>
+    </w:p>
+    <w:p>
+      <w:pPr>
+        <w:pStyle w:val="Heading3"/>
+        <w:spacing w:before="200" w:after="283"/>
+        <w:rPr/>
+      </w:pPr>
+      <w:r>
+        <w:rPr/>
+        <w:t>Equipment</w:t>
+      </w:r>
+    </w:p>
+    <w:p>
+      <w:pPr>
+        <w:pStyle w:val="BodyText"/>
+        <w:numPr>
+          <w:ilvl w:val="0"/>
+          <w:numId w:val="16"/>
+        </w:numPr>
+        <w:tabs>
+          <w:tab w:val="clear" w:pos="720"/>
+          <w:tab w:val="left" w:pos="0" w:leader="none"/>
+        </w:tabs>
+        <w:spacing w:before="0" w:after="0"/>
+        <w:ind w:hanging="283" w:left="709"/>
+        <w:rPr/>
+      </w:pPr>
+      <w:r>
+        <w:rPr/>
+        <w:t xml:space="preserve">id </w:t>
+      </w:r>
+    </w:p>
+    <w:p>
+      <w:pPr>
+        <w:pStyle w:val="BodyText"/>
+        <w:numPr>
+          <w:ilvl w:val="0"/>
+          <w:numId w:val="16"/>
+        </w:numPr>
+        <w:tabs>
+          <w:tab w:val="clear" w:pos="720"/>
+          <w:tab w:val="left" w:pos="0" w:leader="none"/>
+        </w:tabs>
+        <w:spacing w:before="0" w:after="0"/>
+        <w:ind w:hanging="283" w:left="709"/>
+        <w:rPr/>
+      </w:pPr>
+      <w:r>
+        <w:rPr/>
+        <w:t xml:space="preserve">name </w:t>
+      </w:r>
+    </w:p>
+    <w:p>
+      <w:pPr>
+        <w:pStyle w:val="BodyText"/>
+        <w:numPr>
+          <w:ilvl w:val="0"/>
+          <w:numId w:val="16"/>
+        </w:numPr>
+        <w:tabs>
+          <w:tab w:val="clear" w:pos="720"/>
+          <w:tab w:val="left" w:pos="0" w:leader="none"/>
+        </w:tabs>
+        <w:spacing w:before="0" w:after="0"/>
+        <w:ind w:hanging="283" w:left="709"/>
+        <w:rPr/>
+      </w:pPr>
+      <w:r>
+        <w:rPr/>
+        <w:t xml:space="preserve">location </w:t>
+      </w:r>
+    </w:p>
+    <w:p>
+      <w:pPr>
+        <w:pStyle w:val="BodyText"/>
+        <w:numPr>
+          <w:ilvl w:val="0"/>
+          <w:numId w:val="16"/>
+        </w:numPr>
+        <w:tabs>
+          <w:tab w:val="clear" w:pos="720"/>
+          <w:tab w:val="left" w:pos="0" w:leader="none"/>
+        </w:tabs>
+        <w:spacing w:before="0" w:after="0"/>
+        <w:ind w:hanging="283" w:left="709"/>
+        <w:rPr/>
+      </w:pPr>
+      <w:r>
+        <w:rPr/>
+        <w:t xml:space="preserve">status </w:t>
+      </w:r>
+    </w:p>
+    <w:p>
+      <w:pPr>
+        <w:pStyle w:val="BodyText"/>
+        <w:numPr>
+          <w:ilvl w:val="0"/>
+          <w:numId w:val="16"/>
+        </w:numPr>
+        <w:tabs>
+          <w:tab w:val="clear" w:pos="720"/>
+          <w:tab w:val="left" w:pos="0" w:leader="none"/>
+        </w:tabs>
+        <w:ind w:hanging="283" w:left="709"/>
+        <w:rPr/>
+      </w:pPr>
+      <w:r>
+        <w:rPr/>
+        <w:t xml:space="preserve">maintenanceHistory </w:t>
+      </w:r>
+    </w:p>
+    <w:p>
+      <w:pPr>
+        <w:pStyle w:val="Heading3"/>
+        <w:spacing w:before="200" w:after="283"/>
+        <w:rPr/>
+      </w:pPr>
+      <w:r>
+        <w:rPr/>
+        <w:t>Maintenance Requests</w:t>
+      </w:r>
+    </w:p>
+    <w:p>
+      <w:pPr>
+        <w:pStyle w:val="BodyText"/>
+        <w:numPr>
+          <w:ilvl w:val="0"/>
+          <w:numId w:val="17"/>
+        </w:numPr>
+        <w:tabs>
+          <w:tab w:val="clear" w:pos="720"/>
+          <w:tab w:val="left" w:pos="0" w:leader="none"/>
+        </w:tabs>
+        <w:spacing w:before="0" w:after="0"/>
+        <w:ind w:hanging="283" w:left="709"/>
+        <w:rPr/>
+      </w:pPr>
+      <w:r>
+        <w:rPr/>
+        <w:t xml:space="preserve">id </w:t>
+      </w:r>
+    </w:p>
+    <w:p>
+      <w:pPr>
+        <w:pStyle w:val="BodyText"/>
+        <w:numPr>
+          <w:ilvl w:val="0"/>
+          <w:numId w:val="17"/>
+        </w:numPr>
+        <w:tabs>
+          <w:tab w:val="clear" w:pos="720"/>
+          <w:tab w:val="left" w:pos="0" w:leader="none"/>
+        </w:tabs>
+        <w:spacing w:before="0" w:after="0"/>
+        <w:ind w:hanging="283" w:left="709"/>
+        <w:rPr/>
+      </w:pPr>
+      <w:r>
+        <w:rPr/>
+        <w:t xml:space="preserve">equipmentId </w:t>
+      </w:r>
+    </w:p>
+    <w:p>
+      <w:pPr>
+        <w:pStyle w:val="BodyText"/>
+        <w:numPr>
+          <w:ilvl w:val="0"/>
+          <w:numId w:val="17"/>
+        </w:numPr>
+        <w:tabs>
+          <w:tab w:val="clear" w:pos="720"/>
+          <w:tab w:val="left" w:pos="0" w:leader="none"/>
+        </w:tabs>
+        <w:spacing w:before="0" w:after="0"/>
+        <w:ind w:hanging="283" w:left="709"/>
+        <w:rPr/>
+      </w:pPr>
+      <w:r>
+        <w:rPr/>
+        <w:t xml:space="preserve">userId </w:t>
+      </w:r>
+    </w:p>
+    <w:p>
+      <w:pPr>
+        <w:pStyle w:val="BodyText"/>
+        <w:numPr>
+          <w:ilvl w:val="0"/>
+          <w:numId w:val="17"/>
+        </w:numPr>
+        <w:tabs>
+          <w:tab w:val="clear" w:pos="720"/>
+          <w:tab w:val="left" w:pos="0" w:leader="none"/>
+        </w:tabs>
+        <w:spacing w:before="0" w:after="0"/>
+        <w:ind w:hanging="283" w:left="709"/>
+        <w:rPr/>
+      </w:pPr>
+      <w:r>
+        <w:rPr/>
+        <w:t xml:space="preserve">issueDescription </w:t>
+      </w:r>
+    </w:p>
+    <w:p>
+      <w:pPr>
+        <w:pStyle w:val="BodyText"/>
+        <w:numPr>
+          <w:ilvl w:val="0"/>
+          <w:numId w:val="17"/>
+        </w:numPr>
+        <w:tabs>
+          <w:tab w:val="clear" w:pos="720"/>
+          <w:tab w:val="left" w:pos="0" w:leader="none"/>
+        </w:tabs>
+        <w:spacing w:before="0" w:after="0"/>
+        <w:ind w:hanging="283" w:left="709"/>
+        <w:rPr/>
+      </w:pPr>
+      <w:r>
+        <w:rPr/>
+        <w:t xml:space="preserve">status </w:t>
+      </w:r>
+    </w:p>
+    <w:p>
+      <w:pPr>
+        <w:pStyle w:val="BodyText"/>
+        <w:numPr>
+          <w:ilvl w:val="0"/>
+          <w:numId w:val="17"/>
+        </w:numPr>
+        <w:tabs>
+          <w:tab w:val="clear" w:pos="720"/>
+          <w:tab w:val="left" w:pos="0" w:leader="none"/>
+        </w:tabs>
+        <w:ind w:hanging="283" w:left="709"/>
+        <w:rPr/>
+      </w:pPr>
+      <w:r>
+        <w:rPr/>
+        <w:t xml:space="preserve">createdAt </w:t>
+      </w:r>
+    </w:p>
+    <w:p>
+      <w:pPr>
+        <w:pStyle w:val="Heading3"/>
+        <w:spacing w:before="200" w:after="283"/>
+        <w:rPr/>
+      </w:pPr>
+      <w:r>
+        <w:rPr/>
+        <w:t>Notifications</w:t>
+      </w:r>
+    </w:p>
+    <w:p>
+      <w:pPr>
+        <w:pStyle w:val="BodyText"/>
+        <w:numPr>
+          <w:ilvl w:val="0"/>
+          <w:numId w:val="18"/>
+        </w:numPr>
+        <w:tabs>
+          <w:tab w:val="clear" w:pos="720"/>
+          <w:tab w:val="left" w:pos="0" w:leader="none"/>
+        </w:tabs>
+        <w:spacing w:before="0" w:after="0"/>
+        <w:ind w:hanging="283" w:left="709"/>
+        <w:rPr/>
+      </w:pPr>
+      <w:r>
+        <w:rPr/>
+        <w:t xml:space="preserve">id </w:t>
+      </w:r>
+    </w:p>
+    <w:p>
+      <w:pPr>
+        <w:pStyle w:val="BodyText"/>
+        <w:numPr>
+          <w:ilvl w:val="0"/>
+          <w:numId w:val="18"/>
+        </w:numPr>
+        <w:tabs>
+          <w:tab w:val="clear" w:pos="720"/>
+          <w:tab w:val="left" w:pos="0" w:leader="none"/>
+        </w:tabs>
+        <w:spacing w:before="0" w:after="0"/>
+        <w:ind w:hanging="283" w:left="709"/>
+        <w:rPr/>
+      </w:pPr>
+      <w:r>
+        <w:rPr/>
+        <w:t xml:space="preserve">userId </w:t>
+      </w:r>
+    </w:p>
+    <w:p>
+      <w:pPr>
+        <w:pStyle w:val="BodyText"/>
+        <w:numPr>
+          <w:ilvl w:val="0"/>
+          <w:numId w:val="18"/>
+        </w:numPr>
+        <w:tabs>
+          <w:tab w:val="clear" w:pos="720"/>
+          <w:tab w:val="left" w:pos="0" w:leader="none"/>
+        </w:tabs>
+        <w:spacing w:before="0" w:after="0"/>
+        <w:ind w:hanging="283" w:left="709"/>
+        <w:rPr/>
+      </w:pPr>
+      <w:r>
+        <w:rPr/>
+        <w:t xml:space="preserve">message </w:t>
+      </w:r>
+    </w:p>
+    <w:p>
+      <w:pPr>
+        <w:pStyle w:val="BodyText"/>
+        <w:numPr>
+          <w:ilvl w:val="0"/>
+          <w:numId w:val="18"/>
+        </w:numPr>
+        <w:tabs>
+          <w:tab w:val="clear" w:pos="720"/>
+          <w:tab w:val="left" w:pos="0" w:leader="none"/>
+        </w:tabs>
+        <w:ind w:hanging="283" w:left="709"/>
+        <w:rPr/>
+      </w:pPr>
+      <w:r>
+        <w:rPr/>
+        <w:t xml:space="preserve">isRead </w:t>
+      </w:r>
+    </w:p>
+    <w:p>
+      <w:pPr>
+        <w:pStyle w:val="BodyText"/>
+        <w:rPr/>
+      </w:pPr>
+      <w:r>
+        <w:rPr/>
+        <w:t>Indexing will be applied on:</w:t>
+      </w:r>
+    </w:p>
+    <w:p>
+      <w:pPr>
+        <w:pStyle w:val="BodyText"/>
+        <w:numPr>
+          <w:ilvl w:val="0"/>
+          <w:numId w:val="19"/>
+        </w:numPr>
+        <w:tabs>
+          <w:tab w:val="clear" w:pos="720"/>
+          <w:tab w:val="left" w:pos="0" w:leader="none"/>
+        </w:tabs>
+        <w:spacing w:before="0" w:after="0"/>
+        <w:ind w:hanging="283" w:left="709"/>
+        <w:rPr/>
+      </w:pPr>
+      <w:r>
+        <w:rPr/>
+        <w:t xml:space="preserve">email </w:t>
+      </w:r>
+    </w:p>
+    <w:p>
+      <w:pPr>
+        <w:pStyle w:val="BodyText"/>
+        <w:numPr>
+          <w:ilvl w:val="0"/>
+          <w:numId w:val="19"/>
+        </w:numPr>
+        <w:tabs>
+          <w:tab w:val="clear" w:pos="720"/>
+          <w:tab w:val="left" w:pos="0" w:leader="none"/>
+        </w:tabs>
+        <w:spacing w:before="0" w:after="0"/>
+        <w:ind w:hanging="283" w:left="709"/>
+        <w:rPr/>
+      </w:pPr>
+      <w:r>
+        <w:rPr/>
+        <w:t xml:space="preserve">equipmentId </w:t>
+      </w:r>
+    </w:p>
+    <w:p>
+      <w:pPr>
+        <w:pStyle w:val="BodyText"/>
+        <w:numPr>
+          <w:ilvl w:val="0"/>
+          <w:numId w:val="19"/>
+        </w:numPr>
+        <w:tabs>
+          <w:tab w:val="clear" w:pos="720"/>
+          <w:tab w:val="left" w:pos="0" w:leader="none"/>
+        </w:tabs>
+        <w:ind w:hanging="283" w:left="709"/>
+        <w:rPr/>
+      </w:pPr>
+      <w:r>
+        <w:rPr/>
       </w:r>
     </w:p>
     <w:p>
@@ -2125,63 +2655,6 @@
         <w:jc w:val="left"/>
         <w:rPr/>
       </w:pPr>
-      <w:r>
-        <w:rPr>
-          <w:rFonts w:ascii="Times New Roman" w:hAnsi="Times New Roman"/>
-          <w:sz w:val="30"/>
-          <w:szCs w:val="30"/>
-        </w:rPr>
-        <w:t>Users :</w:t>
-        <w:br/>
-        <w:t>- id</w:t>
-        <w:br/>
-        <w:t>- name</w:t>
-        <w:br/>
-        <w:t>- email</w:t>
-        <w:br/>
-        <w:t>- password</w:t>
-        <w:br/>
-        <w:br/>
-        <w:t>Devices :</w:t>
-        <w:br/>
-        <w:t>- id</w:t>
-        <w:br/>
-        <w:t>- name</w:t>
-        <w:br/>
-        <w:t>- department</w:t>
-        <w:br/>
-        <w:t>- status</w:t>
-        <w:br/>
-        <w:br/>
-        <w:t>Work Orders :</w:t>
-        <w:br/>
-        <w:t>- id</w:t>
-        <w:br/>
-        <w:t>- device_id</w:t>
-        <w:br/>
-        <w:t>- assigned_to</w:t>
-        <w:br/>
-        <w:t>- status</w:t>
-        <w:br/>
-        <w:br/>
-        <w:t>Notifications :</w:t>
-        <w:br/>
-        <w:t>- id</w:t>
-        <w:br/>
-        <w:t>- message</w:t>
-        <w:br/>
-        <w:t>- type</w:t>
-        <w:br/>
-        <w:br/>
-        <w:t>Files :</w:t>
-        <w:br/>
-        <w:t>- id</w:t>
-        <w:br/>
-        <w:t>- device_id</w:t>
-        <w:br/>
-        <w:t>- file_path</w:t>
-        <w:br/>
-      </w:r>
       <w:r>
         <w:rPr/>
         <w:br/>
@@ -4019,6 +4492,691 @@
     </w:lvl>
   </w:abstractNum>
   <w:abstractNum w:abstractNumId="15">
+    <w:lvl w:ilvl="0">
+      <w:start w:val="1"/>
+      <w:numFmt w:val="bullet"/>
+      <w:lvlText w:val=""/>
+      <w:lvlJc w:val="left"/>
+      <w:pPr>
+        <w:tabs>
+          <w:tab w:val="num" w:pos="709"/>
+        </w:tabs>
+        <w:ind w:left="709" w:hanging="283"/>
+      </w:pPr>
+      <w:rPr>
+        <w:rFonts w:ascii="Symbol" w:hAnsi="Symbol" w:cs="Symbol" w:hint="default"/>
+      </w:rPr>
+    </w:lvl>
+    <w:lvl w:ilvl="1">
+      <w:start w:val="1"/>
+      <w:numFmt w:val="bullet"/>
+      <w:lvlText w:val=""/>
+      <w:lvlJc w:val="left"/>
+      <w:pPr>
+        <w:tabs>
+          <w:tab w:val="num" w:pos="1418"/>
+        </w:tabs>
+        <w:ind w:left="1418" w:hanging="283"/>
+      </w:pPr>
+      <w:rPr>
+        <w:rFonts w:ascii="Symbol" w:hAnsi="Symbol" w:cs="Symbol" w:hint="default"/>
+      </w:rPr>
+    </w:lvl>
+    <w:lvl w:ilvl="2">
+      <w:start w:val="1"/>
+      <w:numFmt w:val="bullet"/>
+      <w:lvlText w:val=""/>
+      <w:lvlJc w:val="left"/>
+      <w:pPr>
+        <w:tabs>
+          <w:tab w:val="num" w:pos="2127"/>
+        </w:tabs>
+        <w:ind w:left="2127" w:hanging="283"/>
+      </w:pPr>
+      <w:rPr>
+        <w:rFonts w:ascii="Symbol" w:hAnsi="Symbol" w:cs="Symbol" w:hint="default"/>
+      </w:rPr>
+    </w:lvl>
+    <w:lvl w:ilvl="3">
+      <w:start w:val="1"/>
+      <w:numFmt w:val="bullet"/>
+      <w:lvlText w:val=""/>
+      <w:lvlJc w:val="left"/>
+      <w:pPr>
+        <w:tabs>
+          <w:tab w:val="num" w:pos="2836"/>
+        </w:tabs>
+        <w:ind w:left="2836" w:hanging="283"/>
+      </w:pPr>
+      <w:rPr>
+        <w:rFonts w:ascii="Symbol" w:hAnsi="Symbol" w:cs="Symbol" w:hint="default"/>
+      </w:rPr>
+    </w:lvl>
+    <w:lvl w:ilvl="4">
+      <w:start w:val="1"/>
+      <w:numFmt w:val="bullet"/>
+      <w:lvlText w:val=""/>
+      <w:lvlJc w:val="left"/>
+      <w:pPr>
+        <w:tabs>
+          <w:tab w:val="num" w:pos="3545"/>
+        </w:tabs>
+        <w:ind w:left="3545" w:hanging="283"/>
+      </w:pPr>
+      <w:rPr>
+        <w:rFonts w:ascii="Symbol" w:hAnsi="Symbol" w:cs="Symbol" w:hint="default"/>
+      </w:rPr>
+    </w:lvl>
+    <w:lvl w:ilvl="5">
+      <w:start w:val="1"/>
+      <w:numFmt w:val="bullet"/>
+      <w:lvlText w:val=""/>
+      <w:lvlJc w:val="left"/>
+      <w:pPr>
+        <w:tabs>
+          <w:tab w:val="num" w:pos="4254"/>
+        </w:tabs>
+        <w:ind w:left="4254" w:hanging="283"/>
+      </w:pPr>
+      <w:rPr>
+        <w:rFonts w:ascii="Symbol" w:hAnsi="Symbol" w:cs="Symbol" w:hint="default"/>
+      </w:rPr>
+    </w:lvl>
+    <w:lvl w:ilvl="6">
+      <w:start w:val="1"/>
+      <w:numFmt w:val="bullet"/>
+      <w:lvlText w:val=""/>
+      <w:lvlJc w:val="left"/>
+      <w:pPr>
+        <w:tabs>
+          <w:tab w:val="num" w:pos="4963"/>
+        </w:tabs>
+        <w:ind w:left="4963" w:hanging="283"/>
+      </w:pPr>
+      <w:rPr>
+        <w:rFonts w:ascii="Symbol" w:hAnsi="Symbol" w:cs="Symbol" w:hint="default"/>
+      </w:rPr>
+    </w:lvl>
+    <w:lvl w:ilvl="7">
+      <w:start w:val="1"/>
+      <w:numFmt w:val="bullet"/>
+      <w:lvlText w:val=""/>
+      <w:lvlJc w:val="left"/>
+      <w:pPr>
+        <w:tabs>
+          <w:tab w:val="num" w:pos="5672"/>
+        </w:tabs>
+        <w:ind w:left="5672" w:hanging="283"/>
+      </w:pPr>
+      <w:rPr>
+        <w:rFonts w:ascii="Symbol" w:hAnsi="Symbol" w:cs="Symbol" w:hint="default"/>
+      </w:rPr>
+    </w:lvl>
+    <w:lvl w:ilvl="8">
+      <w:start w:val="1"/>
+      <w:numFmt w:val="bullet"/>
+      <w:lvlText w:val=""/>
+      <w:lvlJc w:val="left"/>
+      <w:pPr>
+        <w:tabs>
+          <w:tab w:val="num" w:pos="6381"/>
+        </w:tabs>
+        <w:ind w:left="6381" w:hanging="283"/>
+      </w:pPr>
+      <w:rPr>
+        <w:rFonts w:ascii="Symbol" w:hAnsi="Symbol" w:cs="Symbol" w:hint="default"/>
+      </w:rPr>
+    </w:lvl>
+  </w:abstractNum>
+  <w:abstractNum w:abstractNumId="16">
+    <w:lvl w:ilvl="0">
+      <w:start w:val="1"/>
+      <w:numFmt w:val="bullet"/>
+      <w:lvlText w:val=""/>
+      <w:lvlJc w:val="left"/>
+      <w:pPr>
+        <w:tabs>
+          <w:tab w:val="num" w:pos="709"/>
+        </w:tabs>
+        <w:ind w:left="709" w:hanging="283"/>
+      </w:pPr>
+      <w:rPr>
+        <w:rFonts w:ascii="Symbol" w:hAnsi="Symbol" w:cs="Symbol" w:hint="default"/>
+      </w:rPr>
+    </w:lvl>
+    <w:lvl w:ilvl="1">
+      <w:start w:val="1"/>
+      <w:numFmt w:val="bullet"/>
+      <w:lvlText w:val=""/>
+      <w:lvlJc w:val="left"/>
+      <w:pPr>
+        <w:tabs>
+          <w:tab w:val="num" w:pos="1418"/>
+        </w:tabs>
+        <w:ind w:left="1418" w:hanging="283"/>
+      </w:pPr>
+      <w:rPr>
+        <w:rFonts w:ascii="Symbol" w:hAnsi="Symbol" w:cs="Symbol" w:hint="default"/>
+      </w:rPr>
+    </w:lvl>
+    <w:lvl w:ilvl="2">
+      <w:start w:val="1"/>
+      <w:numFmt w:val="bullet"/>
+      <w:lvlText w:val=""/>
+      <w:lvlJc w:val="left"/>
+      <w:pPr>
+        <w:tabs>
+          <w:tab w:val="num" w:pos="2127"/>
+        </w:tabs>
+        <w:ind w:left="2127" w:hanging="283"/>
+      </w:pPr>
+      <w:rPr>
+        <w:rFonts w:ascii="Symbol" w:hAnsi="Symbol" w:cs="Symbol" w:hint="default"/>
+      </w:rPr>
+    </w:lvl>
+    <w:lvl w:ilvl="3">
+      <w:start w:val="1"/>
+      <w:numFmt w:val="bullet"/>
+      <w:lvlText w:val=""/>
+      <w:lvlJc w:val="left"/>
+      <w:pPr>
+        <w:tabs>
+          <w:tab w:val="num" w:pos="2836"/>
+        </w:tabs>
+        <w:ind w:left="2836" w:hanging="283"/>
+      </w:pPr>
+      <w:rPr>
+        <w:rFonts w:ascii="Symbol" w:hAnsi="Symbol" w:cs="Symbol" w:hint="default"/>
+      </w:rPr>
+    </w:lvl>
+    <w:lvl w:ilvl="4">
+      <w:start w:val="1"/>
+      <w:numFmt w:val="bullet"/>
+      <w:lvlText w:val=""/>
+      <w:lvlJc w:val="left"/>
+      <w:pPr>
+        <w:tabs>
+          <w:tab w:val="num" w:pos="3545"/>
+        </w:tabs>
+        <w:ind w:left="3545" w:hanging="283"/>
+      </w:pPr>
+      <w:rPr>
+        <w:rFonts w:ascii="Symbol" w:hAnsi="Symbol" w:cs="Symbol" w:hint="default"/>
+      </w:rPr>
+    </w:lvl>
+    <w:lvl w:ilvl="5">
+      <w:start w:val="1"/>
+      <w:numFmt w:val="bullet"/>
+      <w:lvlText w:val=""/>
+      <w:lvlJc w:val="left"/>
+      <w:pPr>
+        <w:tabs>
+          <w:tab w:val="num" w:pos="4254"/>
+        </w:tabs>
+        <w:ind w:left="4254" w:hanging="283"/>
+      </w:pPr>
+      <w:rPr>
+        <w:rFonts w:ascii="Symbol" w:hAnsi="Symbol" w:cs="Symbol" w:hint="default"/>
+      </w:rPr>
+    </w:lvl>
+    <w:lvl w:ilvl="6">
+      <w:start w:val="1"/>
+      <w:numFmt w:val="bullet"/>
+      <w:lvlText w:val=""/>
+      <w:lvlJc w:val="left"/>
+      <w:pPr>
+        <w:tabs>
+          <w:tab w:val="num" w:pos="4963"/>
+        </w:tabs>
+        <w:ind w:left="4963" w:hanging="283"/>
+      </w:pPr>
+      <w:rPr>
+        <w:rFonts w:ascii="Symbol" w:hAnsi="Symbol" w:cs="Symbol" w:hint="default"/>
+      </w:rPr>
+    </w:lvl>
+    <w:lvl w:ilvl="7">
+      <w:start w:val="1"/>
+      <w:numFmt w:val="bullet"/>
+      <w:lvlText w:val=""/>
+      <w:lvlJc w:val="left"/>
+      <w:pPr>
+        <w:tabs>
+          <w:tab w:val="num" w:pos="5672"/>
+        </w:tabs>
+        <w:ind w:left="5672" w:hanging="283"/>
+      </w:pPr>
+      <w:rPr>
+        <w:rFonts w:ascii="Symbol" w:hAnsi="Symbol" w:cs="Symbol" w:hint="default"/>
+      </w:rPr>
+    </w:lvl>
+    <w:lvl w:ilvl="8">
+      <w:start w:val="1"/>
+      <w:numFmt w:val="bullet"/>
+      <w:lvlText w:val=""/>
+      <w:lvlJc w:val="left"/>
+      <w:pPr>
+        <w:tabs>
+          <w:tab w:val="num" w:pos="6381"/>
+        </w:tabs>
+        <w:ind w:left="6381" w:hanging="283"/>
+      </w:pPr>
+      <w:rPr>
+        <w:rFonts w:ascii="Symbol" w:hAnsi="Symbol" w:cs="Symbol" w:hint="default"/>
+      </w:rPr>
+    </w:lvl>
+  </w:abstractNum>
+  <w:abstractNum w:abstractNumId="17">
+    <w:lvl w:ilvl="0">
+      <w:start w:val="1"/>
+      <w:numFmt w:val="bullet"/>
+      <w:lvlText w:val=""/>
+      <w:lvlJc w:val="left"/>
+      <w:pPr>
+        <w:tabs>
+          <w:tab w:val="num" w:pos="709"/>
+        </w:tabs>
+        <w:ind w:left="709" w:hanging="283"/>
+      </w:pPr>
+      <w:rPr>
+        <w:rFonts w:ascii="Symbol" w:hAnsi="Symbol" w:cs="Symbol" w:hint="default"/>
+      </w:rPr>
+    </w:lvl>
+    <w:lvl w:ilvl="1">
+      <w:start w:val="1"/>
+      <w:numFmt w:val="bullet"/>
+      <w:lvlText w:val=""/>
+      <w:lvlJc w:val="left"/>
+      <w:pPr>
+        <w:tabs>
+          <w:tab w:val="num" w:pos="1418"/>
+        </w:tabs>
+        <w:ind w:left="1418" w:hanging="283"/>
+      </w:pPr>
+      <w:rPr>
+        <w:rFonts w:ascii="Symbol" w:hAnsi="Symbol" w:cs="Symbol" w:hint="default"/>
+      </w:rPr>
+    </w:lvl>
+    <w:lvl w:ilvl="2">
+      <w:start w:val="1"/>
+      <w:numFmt w:val="bullet"/>
+      <w:lvlText w:val=""/>
+      <w:lvlJc w:val="left"/>
+      <w:pPr>
+        <w:tabs>
+          <w:tab w:val="num" w:pos="2127"/>
+        </w:tabs>
+        <w:ind w:left="2127" w:hanging="283"/>
+      </w:pPr>
+      <w:rPr>
+        <w:rFonts w:ascii="Symbol" w:hAnsi="Symbol" w:cs="Symbol" w:hint="default"/>
+      </w:rPr>
+    </w:lvl>
+    <w:lvl w:ilvl="3">
+      <w:start w:val="1"/>
+      <w:numFmt w:val="bullet"/>
+      <w:lvlText w:val=""/>
+      <w:lvlJc w:val="left"/>
+      <w:pPr>
+        <w:tabs>
+          <w:tab w:val="num" w:pos="2836"/>
+        </w:tabs>
+        <w:ind w:left="2836" w:hanging="283"/>
+      </w:pPr>
+      <w:rPr>
+        <w:rFonts w:ascii="Symbol" w:hAnsi="Symbol" w:cs="Symbol" w:hint="default"/>
+      </w:rPr>
+    </w:lvl>
+    <w:lvl w:ilvl="4">
+      <w:start w:val="1"/>
+      <w:numFmt w:val="bullet"/>
+      <w:lvlText w:val=""/>
+      <w:lvlJc w:val="left"/>
+      <w:pPr>
+        <w:tabs>
+          <w:tab w:val="num" w:pos="3545"/>
+        </w:tabs>
+        <w:ind w:left="3545" w:hanging="283"/>
+      </w:pPr>
+      <w:rPr>
+        <w:rFonts w:ascii="Symbol" w:hAnsi="Symbol" w:cs="Symbol" w:hint="default"/>
+      </w:rPr>
+    </w:lvl>
+    <w:lvl w:ilvl="5">
+      <w:start w:val="1"/>
+      <w:numFmt w:val="bullet"/>
+      <w:lvlText w:val=""/>
+      <w:lvlJc w:val="left"/>
+      <w:pPr>
+        <w:tabs>
+          <w:tab w:val="num" w:pos="4254"/>
+        </w:tabs>
+        <w:ind w:left="4254" w:hanging="283"/>
+      </w:pPr>
+      <w:rPr>
+        <w:rFonts w:ascii="Symbol" w:hAnsi="Symbol" w:cs="Symbol" w:hint="default"/>
+      </w:rPr>
+    </w:lvl>
+    <w:lvl w:ilvl="6">
+      <w:start w:val="1"/>
+      <w:numFmt w:val="bullet"/>
+      <w:lvlText w:val=""/>
+      <w:lvlJc w:val="left"/>
+      <w:pPr>
+        <w:tabs>
+          <w:tab w:val="num" w:pos="4963"/>
+        </w:tabs>
+        <w:ind w:left="4963" w:hanging="283"/>
+      </w:pPr>
+      <w:rPr>
+        <w:rFonts w:ascii="Symbol" w:hAnsi="Symbol" w:cs="Symbol" w:hint="default"/>
+      </w:rPr>
+    </w:lvl>
+    <w:lvl w:ilvl="7">
+      <w:start w:val="1"/>
+      <w:numFmt w:val="bullet"/>
+      <w:lvlText w:val=""/>
+      <w:lvlJc w:val="left"/>
+      <w:pPr>
+        <w:tabs>
+          <w:tab w:val="num" w:pos="5672"/>
+        </w:tabs>
+        <w:ind w:left="5672" w:hanging="283"/>
+      </w:pPr>
+      <w:rPr>
+        <w:rFonts w:ascii="Symbol" w:hAnsi="Symbol" w:cs="Symbol" w:hint="default"/>
+      </w:rPr>
+    </w:lvl>
+    <w:lvl w:ilvl="8">
+      <w:start w:val="1"/>
+      <w:numFmt w:val="bullet"/>
+      <w:lvlText w:val=""/>
+      <w:lvlJc w:val="left"/>
+      <w:pPr>
+        <w:tabs>
+          <w:tab w:val="num" w:pos="6381"/>
+        </w:tabs>
+        <w:ind w:left="6381" w:hanging="283"/>
+      </w:pPr>
+      <w:rPr>
+        <w:rFonts w:ascii="Symbol" w:hAnsi="Symbol" w:cs="Symbol" w:hint="default"/>
+      </w:rPr>
+    </w:lvl>
+  </w:abstractNum>
+  <w:abstractNum w:abstractNumId="18">
+    <w:lvl w:ilvl="0">
+      <w:start w:val="1"/>
+      <w:numFmt w:val="bullet"/>
+      <w:lvlText w:val=""/>
+      <w:lvlJc w:val="left"/>
+      <w:pPr>
+        <w:tabs>
+          <w:tab w:val="num" w:pos="709"/>
+        </w:tabs>
+        <w:ind w:left="709" w:hanging="283"/>
+      </w:pPr>
+      <w:rPr>
+        <w:rFonts w:ascii="Symbol" w:hAnsi="Symbol" w:cs="Symbol" w:hint="default"/>
+      </w:rPr>
+    </w:lvl>
+    <w:lvl w:ilvl="1">
+      <w:start w:val="1"/>
+      <w:numFmt w:val="bullet"/>
+      <w:lvlText w:val=""/>
+      <w:lvlJc w:val="left"/>
+      <w:pPr>
+        <w:tabs>
+          <w:tab w:val="num" w:pos="1418"/>
+        </w:tabs>
+        <w:ind w:left="1418" w:hanging="283"/>
+      </w:pPr>
+      <w:rPr>
+        <w:rFonts w:ascii="Symbol" w:hAnsi="Symbol" w:cs="Symbol" w:hint="default"/>
+      </w:rPr>
+    </w:lvl>
+    <w:lvl w:ilvl="2">
+      <w:start w:val="1"/>
+      <w:numFmt w:val="bullet"/>
+      <w:lvlText w:val=""/>
+      <w:lvlJc w:val="left"/>
+      <w:pPr>
+        <w:tabs>
+          <w:tab w:val="num" w:pos="2127"/>
+        </w:tabs>
+        <w:ind w:left="2127" w:hanging="283"/>
+      </w:pPr>
+      <w:rPr>
+        <w:rFonts w:ascii="Symbol" w:hAnsi="Symbol" w:cs="Symbol" w:hint="default"/>
+      </w:rPr>
+    </w:lvl>
+    <w:lvl w:ilvl="3">
+      <w:start w:val="1"/>
+      <w:numFmt w:val="bullet"/>
+      <w:lvlText w:val=""/>
+      <w:lvlJc w:val="left"/>
+      <w:pPr>
+        <w:tabs>
+          <w:tab w:val="num" w:pos="2836"/>
+        </w:tabs>
+        <w:ind w:left="2836" w:hanging="283"/>
+      </w:pPr>
+      <w:rPr>
+        <w:rFonts w:ascii="Symbol" w:hAnsi="Symbol" w:cs="Symbol" w:hint="default"/>
+      </w:rPr>
+    </w:lvl>
+    <w:lvl w:ilvl="4">
+      <w:start w:val="1"/>
+      <w:numFmt w:val="bullet"/>
+      <w:lvlText w:val=""/>
+      <w:lvlJc w:val="left"/>
+      <w:pPr>
+        <w:tabs>
+          <w:tab w:val="num" w:pos="3545"/>
+        </w:tabs>
+        <w:ind w:left="3545" w:hanging="283"/>
+      </w:pPr>
+      <w:rPr>
+        <w:rFonts w:ascii="Symbol" w:hAnsi="Symbol" w:cs="Symbol" w:hint="default"/>
+      </w:rPr>
+    </w:lvl>
+    <w:lvl w:ilvl="5">
+      <w:start w:val="1"/>
+      <w:numFmt w:val="bullet"/>
+      <w:lvlText w:val=""/>
+      <w:lvlJc w:val="left"/>
+      <w:pPr>
+        <w:tabs>
+          <w:tab w:val="num" w:pos="4254"/>
+        </w:tabs>
+        <w:ind w:left="4254" w:hanging="283"/>
+      </w:pPr>
+      <w:rPr>
+        <w:rFonts w:ascii="Symbol" w:hAnsi="Symbol" w:cs="Symbol" w:hint="default"/>
+      </w:rPr>
+    </w:lvl>
+    <w:lvl w:ilvl="6">
+      <w:start w:val="1"/>
+      <w:numFmt w:val="bullet"/>
+      <w:lvlText w:val=""/>
+      <w:lvlJc w:val="left"/>
+      <w:pPr>
+        <w:tabs>
+          <w:tab w:val="num" w:pos="4963"/>
+        </w:tabs>
+        <w:ind w:left="4963" w:hanging="283"/>
+      </w:pPr>
+      <w:rPr>
+        <w:rFonts w:ascii="Symbol" w:hAnsi="Symbol" w:cs="Symbol" w:hint="default"/>
+      </w:rPr>
+    </w:lvl>
+    <w:lvl w:ilvl="7">
+      <w:start w:val="1"/>
+      <w:numFmt w:val="bullet"/>
+      <w:lvlText w:val=""/>
+      <w:lvlJc w:val="left"/>
+      <w:pPr>
+        <w:tabs>
+          <w:tab w:val="num" w:pos="5672"/>
+        </w:tabs>
+        <w:ind w:left="5672" w:hanging="283"/>
+      </w:pPr>
+      <w:rPr>
+        <w:rFonts w:ascii="Symbol" w:hAnsi="Symbol" w:cs="Symbol" w:hint="default"/>
+      </w:rPr>
+    </w:lvl>
+    <w:lvl w:ilvl="8">
+      <w:start w:val="1"/>
+      <w:numFmt w:val="bullet"/>
+      <w:lvlText w:val=""/>
+      <w:lvlJc w:val="left"/>
+      <w:pPr>
+        <w:tabs>
+          <w:tab w:val="num" w:pos="6381"/>
+        </w:tabs>
+        <w:ind w:left="6381" w:hanging="283"/>
+      </w:pPr>
+      <w:rPr>
+        <w:rFonts w:ascii="Symbol" w:hAnsi="Symbol" w:cs="Symbol" w:hint="default"/>
+      </w:rPr>
+    </w:lvl>
+  </w:abstractNum>
+  <w:abstractNum w:abstractNumId="19">
+    <w:lvl w:ilvl="0">
+      <w:start w:val="1"/>
+      <w:numFmt w:val="bullet"/>
+      <w:lvlText w:val=""/>
+      <w:lvlJc w:val="left"/>
+      <w:pPr>
+        <w:tabs>
+          <w:tab w:val="num" w:pos="709"/>
+        </w:tabs>
+        <w:ind w:left="709" w:hanging="283"/>
+      </w:pPr>
+      <w:rPr>
+        <w:rFonts w:ascii="Symbol" w:hAnsi="Symbol" w:cs="Symbol" w:hint="default"/>
+      </w:rPr>
+    </w:lvl>
+    <w:lvl w:ilvl="1">
+      <w:start w:val="1"/>
+      <w:numFmt w:val="bullet"/>
+      <w:lvlText w:val=""/>
+      <w:lvlJc w:val="left"/>
+      <w:pPr>
+        <w:tabs>
+          <w:tab w:val="num" w:pos="1418"/>
+        </w:tabs>
+        <w:ind w:left="1418" w:hanging="283"/>
+      </w:pPr>
+      <w:rPr>
+        <w:rFonts w:ascii="Symbol" w:hAnsi="Symbol" w:cs="Symbol" w:hint="default"/>
+      </w:rPr>
+    </w:lvl>
+    <w:lvl w:ilvl="2">
+      <w:start w:val="1"/>
+      <w:numFmt w:val="bullet"/>
+      <w:lvlText w:val=""/>
+      <w:lvlJc w:val="left"/>
+      <w:pPr>
+        <w:tabs>
+          <w:tab w:val="num" w:pos="2127"/>
+        </w:tabs>
+        <w:ind w:left="2127" w:hanging="283"/>
+      </w:pPr>
+      <w:rPr>
+        <w:rFonts w:ascii="Symbol" w:hAnsi="Symbol" w:cs="Symbol" w:hint="default"/>
+      </w:rPr>
+    </w:lvl>
+    <w:lvl w:ilvl="3">
+      <w:start w:val="1"/>
+      <w:numFmt w:val="bullet"/>
+      <w:lvlText w:val=""/>
+      <w:lvlJc w:val="left"/>
+      <w:pPr>
+        <w:tabs>
+          <w:tab w:val="num" w:pos="2836"/>
+        </w:tabs>
+        <w:ind w:left="2836" w:hanging="283"/>
+      </w:pPr>
+      <w:rPr>
+        <w:rFonts w:ascii="Symbol" w:hAnsi="Symbol" w:cs="Symbol" w:hint="default"/>
+      </w:rPr>
+    </w:lvl>
+    <w:lvl w:ilvl="4">
+      <w:start w:val="1"/>
+      <w:numFmt w:val="bullet"/>
+      <w:lvlText w:val=""/>
+      <w:lvlJc w:val="left"/>
+      <w:pPr>
+        <w:tabs>
+          <w:tab w:val="num" w:pos="3545"/>
+        </w:tabs>
+        <w:ind w:left="3545" w:hanging="283"/>
+      </w:pPr>
+      <w:rPr>
+        <w:rFonts w:ascii="Symbol" w:hAnsi="Symbol" w:cs="Symbol" w:hint="default"/>
+      </w:rPr>
+    </w:lvl>
+    <w:lvl w:ilvl="5">
+      <w:start w:val="1"/>
+      <w:numFmt w:val="bullet"/>
+      <w:lvlText w:val=""/>
+      <w:lvlJc w:val="left"/>
+      <w:pPr>
+        <w:tabs>
+          <w:tab w:val="num" w:pos="4254"/>
+        </w:tabs>
+        <w:ind w:left="4254" w:hanging="283"/>
+      </w:pPr>
+      <w:rPr>
+        <w:rFonts w:ascii="Symbol" w:hAnsi="Symbol" w:cs="Symbol" w:hint="default"/>
+      </w:rPr>
+    </w:lvl>
+    <w:lvl w:ilvl="6">
+      <w:start w:val="1"/>
+      <w:numFmt w:val="bullet"/>
+      <w:lvlText w:val=""/>
+      <w:lvlJc w:val="left"/>
+      <w:pPr>
+        <w:tabs>
+          <w:tab w:val="num" w:pos="4963"/>
+        </w:tabs>
+        <w:ind w:left="4963" w:hanging="283"/>
+      </w:pPr>
+      <w:rPr>
+        <w:rFonts w:ascii="Symbol" w:hAnsi="Symbol" w:cs="Symbol" w:hint="default"/>
+      </w:rPr>
+    </w:lvl>
+    <w:lvl w:ilvl="7">
+      <w:start w:val="1"/>
+      <w:numFmt w:val="bullet"/>
+      <w:lvlText w:val=""/>
+      <w:lvlJc w:val="left"/>
+      <w:pPr>
+        <w:tabs>
+          <w:tab w:val="num" w:pos="5672"/>
+        </w:tabs>
+        <w:ind w:left="5672" w:hanging="283"/>
+      </w:pPr>
+      <w:rPr>
+        <w:rFonts w:ascii="Symbol" w:hAnsi="Symbol" w:cs="Symbol" w:hint="default"/>
+      </w:rPr>
+    </w:lvl>
+    <w:lvl w:ilvl="8">
+      <w:start w:val="1"/>
+      <w:numFmt w:val="bullet"/>
+      <w:lvlText w:val=""/>
+      <w:lvlJc w:val="left"/>
+      <w:pPr>
+        <w:tabs>
+          <w:tab w:val="num" w:pos="6381"/>
+        </w:tabs>
+        <w:ind w:left="6381" w:hanging="283"/>
+      </w:pPr>
+      <w:rPr>
+        <w:rFonts w:ascii="Symbol" w:hAnsi="Symbol" w:cs="Symbol" w:hint="default"/>
+      </w:rPr>
+    </w:lvl>
+  </w:abstractNum>
+  <w:abstractNum w:abstractNumId="20">
     <w:lvl w:ilvl="0">
       <w:start w:val="1"/>
       <w:numFmt w:val="none"/>
@@ -4181,6 +5339,21 @@
   </w:num>
   <w:num w:numId="15">
     <w:abstractNumId w:val="15"/>
+  </w:num>
+  <w:num w:numId="16">
+    <w:abstractNumId w:val="16"/>
+  </w:num>
+  <w:num w:numId="17">
+    <w:abstractNumId w:val="17"/>
+  </w:num>
+  <w:num w:numId="18">
+    <w:abstractNumId w:val="18"/>
+  </w:num>
+  <w:num w:numId="19">
+    <w:abstractNumId w:val="19"/>
+  </w:num>
+  <w:num w:numId="20">
+    <w:abstractNumId w:val="20"/>
   </w:num>
 </w:numbering>
 </file>
